--- a/러시아 인권변호사/7부/7부_6화_컨설턴트_팀에게_부탁.docx
+++ b/러시아 인권변호사/7부/7부_6화_컨설턴트_팀에게_부탁.docx
@@ -290,6 +290,190 @@
     </w:p>
     <w:p>
       <w:pPr>
+        <w:spacing w:before="0" w:after="110" w:line="300" w:lineRule="auto"/>
+      </w:pPr>
+      <w:r>
+        <w:rPr>
+          <w:rFonts w:ascii="Times New Roman" w:hAnsi="Times New Roman" w:eastAsia="Malgun Gothic"/>
+          <w:b/>
+          <w:i w:val="0"/>
+          <w:sz w:val="22"/>
+        </w:rPr>
+        <w:t xml:space="preserve">Вениамин: </w:t>
+      </w:r>
+      <w:r>
+        <w:rPr>
+          <w:rFonts w:ascii="Times New Roman" w:hAnsi="Times New Roman" w:eastAsia="Malgun Gothic"/>
+          <w:b w:val="0"/>
+          <w:i w:val="0"/>
+          <w:sz w:val="22"/>
+        </w:rPr>
+        <w:t>Одна деталь, Кирилл Андреевич. Посредник зарегистрирован за полгода до первого контракта. Уставной капитал минимальный, сотрудников трое. И выиграл он все тендеры, в которых участвовал.</w:t>
+      </w:r>
+    </w:p>
+    <w:p>
+      <w:pPr>
+        <w:spacing w:before="0" w:after="110" w:line="300" w:lineRule="auto"/>
+      </w:pPr>
+      <w:r>
+        <w:rPr>
+          <w:rFonts w:ascii="Times New Roman" w:hAnsi="Times New Roman" w:eastAsia="Malgun Gothic"/>
+          <w:b/>
+          <w:i w:val="0"/>
+          <w:sz w:val="22"/>
+        </w:rPr>
+        <w:t xml:space="preserve">Настя: </w:t>
+      </w:r>
+      <w:r>
+        <w:rPr>
+          <w:rFonts w:ascii="Times New Roman" w:hAnsi="Times New Roman" w:eastAsia="Malgun Gothic"/>
+          <w:b w:val="0"/>
+          <w:i w:val="0"/>
+          <w:sz w:val="22"/>
+        </w:rPr>
+        <w:t>Все?</w:t>
+      </w:r>
+    </w:p>
+    <w:p>
+      <w:pPr>
+        <w:spacing w:before="0" w:after="110" w:line="300" w:lineRule="auto"/>
+      </w:pPr>
+      <w:r>
+        <w:rPr>
+          <w:rFonts w:ascii="Times New Roman" w:hAnsi="Times New Roman" w:eastAsia="Malgun Gothic"/>
+          <w:b/>
+          <w:i w:val="0"/>
+          <w:sz w:val="22"/>
+        </w:rPr>
+        <w:t xml:space="preserve">Вениамин: </w:t>
+      </w:r>
+      <w:r>
+        <w:rPr>
+          <w:rFonts w:ascii="Times New Roman" w:hAnsi="Times New Roman" w:eastAsia="Malgun Gothic"/>
+          <w:b w:val="0"/>
+          <w:i w:val="0"/>
+          <w:sz w:val="22"/>
+        </w:rPr>
+        <w:t>Одиннадцать из одиннадцати. Даже Изольда Тимофеевна за тридцать лет в профессии нечасто видела такую удачливость.</w:t>
+      </w:r>
+    </w:p>
+    <w:p>
+      <w:pPr>
+        <w:spacing w:before="0" w:after="110" w:line="300" w:lineRule="auto"/>
+      </w:pPr>
+      <w:r>
+        <w:rPr>
+          <w:rFonts w:ascii="Times New Roman" w:hAnsi="Times New Roman" w:eastAsia="Malgun Gothic"/>
+          <w:b/>
+          <w:i w:val="0"/>
+          <w:sz w:val="22"/>
+        </w:rPr>
+        <w:t xml:space="preserve">Кирилл: </w:t>
+      </w:r>
+      <w:r>
+        <w:rPr>
+          <w:rFonts w:ascii="Times New Roman" w:hAnsi="Times New Roman" w:eastAsia="Malgun Gothic"/>
+          <w:b w:val="0"/>
+          <w:i w:val="0"/>
+          <w:sz w:val="22"/>
+        </w:rPr>
+        <w:t>Техническое задание подписывал заместитель?</w:t>
+      </w:r>
+    </w:p>
+    <w:p>
+      <w:pPr>
+        <w:spacing w:before="0" w:after="110" w:line="300" w:lineRule="auto"/>
+      </w:pPr>
+      <w:r>
+        <w:rPr>
+          <w:rFonts w:ascii="Times New Roman" w:hAnsi="Times New Roman" w:eastAsia="Malgun Gothic"/>
+          <w:b/>
+          <w:i w:val="0"/>
+          <w:sz w:val="22"/>
+        </w:rPr>
+        <w:t xml:space="preserve">Вениамин: </w:t>
+      </w:r>
+      <w:r>
+        <w:rPr>
+          <w:rFonts w:ascii="Times New Roman" w:hAnsi="Times New Roman" w:eastAsia="Malgun Gothic"/>
+          <w:b w:val="0"/>
+          <w:i w:val="0"/>
+          <w:sz w:val="22"/>
+        </w:rPr>
+        <w:t>Каждое. И каждое написано так, что подходило только оборудование этого посредника. Классика.</w:t>
+      </w:r>
+    </w:p>
+    <w:p>
+      <w:pPr>
+        <w:spacing w:before="0" w:after="110" w:line="300" w:lineRule="auto"/>
+      </w:pPr>
+      <w:r>
+        <w:rPr>
+          <w:rFonts w:ascii="Times New Roman" w:hAnsi="Times New Roman" w:eastAsia="Malgun Gothic"/>
+          <w:b/>
+          <w:i w:val="0"/>
+          <w:sz w:val="22"/>
+        </w:rPr>
+        <w:t xml:space="preserve">Настя: </w:t>
+      </w:r>
+      <w:r>
+        <w:rPr>
+          <w:rFonts w:ascii="Times New Roman" w:hAnsi="Times New Roman" w:eastAsia="Malgun Gothic"/>
+          <w:b w:val="0"/>
+          <w:i w:val="0"/>
+          <w:sz w:val="22"/>
+        </w:rPr>
+        <w:t>А Радищев подписывал сметы поверх?</w:t>
+      </w:r>
+    </w:p>
+    <w:p>
+      <w:pPr>
+        <w:spacing w:before="0" w:after="110" w:line="300" w:lineRule="auto"/>
+      </w:pPr>
+      <w:r>
+        <w:rPr>
+          <w:rFonts w:ascii="Times New Roman" w:hAnsi="Times New Roman" w:eastAsia="Malgun Gothic"/>
+          <w:b/>
+          <w:i w:val="0"/>
+          <w:sz w:val="22"/>
+        </w:rPr>
+        <w:t xml:space="preserve">Вениамин: </w:t>
+      </w:r>
+      <w:r>
+        <w:rPr>
+          <w:rFonts w:ascii="Times New Roman" w:hAnsi="Times New Roman" w:eastAsia="Malgun Gothic"/>
+          <w:b w:val="0"/>
+          <w:i w:val="0"/>
+          <w:sz w:val="22"/>
+        </w:rPr>
+        <w:t>Подписывал. Но по документам он видел только итоговые суммы, не спецификации. Я бы не стал утверждать, что он знал.</w:t>
+      </w:r>
+    </w:p>
+    <w:p>
+      <w:pPr>
+        <w:spacing w:before="0" w:after="110" w:line="300" w:lineRule="auto"/>
+      </w:pPr>
+      <w:r>
+        <w:rPr>
+          <w:rFonts w:ascii="Times New Roman" w:hAnsi="Times New Roman" w:eastAsia="Malgun Gothic"/>
+          <w:b/>
+          <w:i w:val="0"/>
+          <w:sz w:val="22"/>
+        </w:rPr>
+        <w:t xml:space="preserve">Кирилл: </w:t>
+      </w:r>
+      <w:r>
+        <w:rPr>
+          <w:rFonts w:ascii="Times New Roman" w:hAnsi="Times New Roman" w:eastAsia="Malgun Gothic"/>
+          <w:b w:val="0"/>
+          <w:i w:val="0"/>
+          <w:sz w:val="22"/>
+        </w:rPr>
+        <w:t>Тогда так и напишем. Ровно то, что доказано, — ни больше, ни меньше.</w:t>
+      </w:r>
+    </w:p>
+    <w:p>
+      <w:pPr>
         <w:keepNext/>
         <w:spacing w:before="320" w:after="140"/>
       </w:pPr>
@@ -449,6 +633,154 @@
           <w:i w:val="0"/>
           <w:sz w:val="22"/>
         </w:rPr>
+        <w:t>И как это звучит со стороны, Катя?</w:t>
+      </w:r>
+    </w:p>
+    <w:p>
+      <w:pPr>
+        <w:spacing w:before="0" w:after="110" w:line="300" w:lineRule="auto"/>
+      </w:pPr>
+      <w:r>
+        <w:rPr>
+          <w:rFonts w:ascii="Times New Roman" w:hAnsi="Times New Roman" w:eastAsia="Malgun Gothic"/>
+          <w:b/>
+          <w:i w:val="0"/>
+          <w:sz w:val="22"/>
+        </w:rPr>
+        <w:t xml:space="preserve">Катя: </w:t>
+      </w:r>
+      <w:r>
+        <w:rPr>
+          <w:rFonts w:ascii="Times New Roman" w:hAnsi="Times New Roman" w:eastAsia="Malgun Gothic"/>
+          <w:b w:val="0"/>
+          <w:i w:val="0"/>
+          <w:sz w:val="22"/>
+        </w:rPr>
+        <w:t>Как то, что говорили все, кого вы годами ловили на «переносе сроков». Почти слово в слово.</w:t>
+      </w:r>
+    </w:p>
+    <w:p>
+      <w:pPr>
+        <w:spacing w:before="0" w:after="110" w:line="300" w:lineRule="auto"/>
+      </w:pPr>
+      <w:r>
+        <w:rPr>
+          <w:rFonts w:ascii="Times New Roman" w:hAnsi="Times New Roman" w:eastAsia="Malgun Gothic"/>
+          <w:b/>
+          <w:i w:val="0"/>
+          <w:sz w:val="22"/>
+        </w:rPr>
+        <w:t xml:space="preserve">Лёша: </w:t>
+      </w:r>
+      <w:r>
+        <w:rPr>
+          <w:rFonts w:ascii="Times New Roman" w:hAnsi="Times New Roman" w:eastAsia="Malgun Gothic"/>
+          <w:b w:val="0"/>
+          <w:i/>
+          <w:color w:val="555555"/>
+          <w:sz w:val="22"/>
+        </w:rPr>
+        <w:t>(пауза)</w:t>
+      </w:r>
+      <w:r>
+        <w:rPr>
+          <w:rFonts w:ascii="Times New Roman" w:hAnsi="Times New Roman" w:eastAsia="Malgun Gothic"/>
+          <w:b w:val="0"/>
+          <w:i w:val="0"/>
+          <w:sz w:val="22"/>
+        </w:rPr>
+        <w:t xml:space="preserve"> Жёстко.</w:t>
+      </w:r>
+    </w:p>
+    <w:p>
+      <w:pPr>
+        <w:spacing w:before="0" w:after="110" w:line="300" w:lineRule="auto"/>
+      </w:pPr>
+      <w:r>
+        <w:rPr>
+          <w:rFonts w:ascii="Times New Roman" w:hAnsi="Times New Roman" w:eastAsia="Malgun Gothic"/>
+          <w:b/>
+          <w:i w:val="0"/>
+          <w:sz w:val="22"/>
+        </w:rPr>
+        <w:t xml:space="preserve">Катя: </w:t>
+      </w:r>
+      <w:r>
+        <w:rPr>
+          <w:rFonts w:ascii="Times New Roman" w:hAnsi="Times New Roman" w:eastAsia="Malgun Gothic"/>
+          <w:b w:val="0"/>
+          <w:i w:val="0"/>
+          <w:sz w:val="22"/>
+        </w:rPr>
+        <w:t>Вы сами когда-то просили меня говорить, если что-то звучит не так. Я запомнила.</w:t>
+      </w:r>
+    </w:p>
+    <w:p>
+      <w:pPr>
+        <w:spacing w:before="0" w:after="110" w:line="300" w:lineRule="auto"/>
+      </w:pPr>
+      <w:r>
+        <w:rPr>
+          <w:rFonts w:ascii="Times New Roman" w:hAnsi="Times New Roman" w:eastAsia="Malgun Gothic"/>
+          <w:b/>
+          <w:i w:val="0"/>
+          <w:sz w:val="22"/>
+        </w:rPr>
+        <w:t xml:space="preserve">Лёша: </w:t>
+      </w:r>
+      <w:r>
+        <w:rPr>
+          <w:rFonts w:ascii="Times New Roman" w:hAnsi="Times New Roman" w:eastAsia="Malgun Gothic"/>
+          <w:b w:val="0"/>
+          <w:i w:val="0"/>
+          <w:sz w:val="22"/>
+        </w:rPr>
+        <w:t>Помню. Не думал, что это будет так неприятно слышать.</w:t>
+      </w:r>
+    </w:p>
+    <w:p>
+      <w:pPr>
+        <w:spacing w:before="0" w:after="110" w:line="300" w:lineRule="auto"/>
+      </w:pPr>
+      <w:r>
+        <w:rPr>
+          <w:rFonts w:ascii="Times New Roman" w:hAnsi="Times New Roman" w:eastAsia="Malgun Gothic"/>
+          <w:b/>
+          <w:i w:val="0"/>
+          <w:sz w:val="22"/>
+        </w:rPr>
+        <w:t xml:space="preserve">Катя: </w:t>
+      </w:r>
+      <w:r>
+        <w:rPr>
+          <w:rFonts w:ascii="Times New Roman" w:hAnsi="Times New Roman" w:eastAsia="Malgun Gothic"/>
+          <w:b w:val="0"/>
+          <w:i w:val="0"/>
+          <w:sz w:val="22"/>
+        </w:rPr>
+        <w:t>Неприятно — хороший знак. Значит, вы ещё слышите.</w:t>
+      </w:r>
+    </w:p>
+    <w:p>
+      <w:pPr>
+        <w:spacing w:before="0" w:after="110" w:line="300" w:lineRule="auto"/>
+      </w:pPr>
+      <w:r>
+        <w:rPr>
+          <w:rFonts w:ascii="Times New Roman" w:hAnsi="Times New Roman" w:eastAsia="Malgun Gothic"/>
+          <w:b/>
+          <w:i w:val="0"/>
+          <w:sz w:val="22"/>
+        </w:rPr>
+        <w:t xml:space="preserve">Лёша: </w:t>
+      </w:r>
+      <w:r>
+        <w:rPr>
+          <w:rFonts w:ascii="Times New Roman" w:hAnsi="Times New Roman" w:eastAsia="Malgun Gothic"/>
+          <w:b w:val="0"/>
+          <w:i w:val="0"/>
+          <w:sz w:val="22"/>
+        </w:rPr>
         <w:t>Услышал. Пригласите их.</w:t>
       </w:r>
     </w:p>
@@ -631,6 +963,131 @@
     </w:p>
     <w:p>
       <w:pPr>
+        <w:spacing w:before="0" w:after="110" w:line="300" w:lineRule="auto"/>
+      </w:pPr>
+      <w:r>
+        <w:rPr>
+          <w:rFonts w:ascii="Times New Roman" w:hAnsi="Times New Roman" w:eastAsia="Malgun Gothic"/>
+          <w:b/>
+          <w:i w:val="0"/>
+          <w:sz w:val="22"/>
+        </w:rPr>
+        <w:t xml:space="preserve">Настя: </w:t>
+      </w:r>
+      <w:r>
+        <w:rPr>
+          <w:rFonts w:ascii="Times New Roman" w:hAnsi="Times New Roman" w:eastAsia="Malgun Gothic"/>
+          <w:b w:val="0"/>
+          <w:i w:val="0"/>
+          <w:sz w:val="22"/>
+        </w:rPr>
+        <w:t>Переговорщики с той стороны и так знают, что у нас есть коррупция, Алексей Николаевич. Она есть везде.</w:t>
+      </w:r>
+    </w:p>
+    <w:p>
+      <w:pPr>
+        <w:spacing w:before="0" w:after="110" w:line="300" w:lineRule="auto"/>
+      </w:pPr>
+      <w:r>
+        <w:rPr>
+          <w:rFonts w:ascii="Times New Roman" w:hAnsi="Times New Roman" w:eastAsia="Malgun Gothic"/>
+          <w:b/>
+          <w:i w:val="0"/>
+          <w:sz w:val="22"/>
+        </w:rPr>
+        <w:t xml:space="preserve">Лёша: </w:t>
+      </w:r>
+      <w:r>
+        <w:rPr>
+          <w:rFonts w:ascii="Times New Roman" w:hAnsi="Times New Roman" w:eastAsia="Malgun Gothic"/>
+          <w:b w:val="0"/>
+          <w:i w:val="0"/>
+          <w:sz w:val="22"/>
+        </w:rPr>
+        <w:t>Знать и читать об этом в заголовках за неделю до финального раунда — разные вещи.</w:t>
+      </w:r>
+    </w:p>
+    <w:p>
+      <w:pPr>
+        <w:spacing w:before="0" w:after="110" w:line="300" w:lineRule="auto"/>
+      </w:pPr>
+      <w:r>
+        <w:rPr>
+          <w:rFonts w:ascii="Times New Roman" w:hAnsi="Times New Roman" w:eastAsia="Malgun Gothic"/>
+          <w:b/>
+          <w:i w:val="0"/>
+          <w:sz w:val="22"/>
+        </w:rPr>
+        <w:t xml:space="preserve">Кирилл: </w:t>
+      </w:r>
+      <w:r>
+        <w:rPr>
+          <w:rFonts w:ascii="Times New Roman" w:hAnsi="Times New Roman" w:eastAsia="Malgun Gothic"/>
+          <w:b w:val="0"/>
+          <w:i w:val="0"/>
+          <w:sz w:val="22"/>
+        </w:rPr>
+        <w:t>Разные. Но заголовки о том, что президент придержал отчёт, будут хуже. Рано или поздно они появятся.</w:t>
+      </w:r>
+    </w:p>
+    <w:p>
+      <w:pPr>
+        <w:spacing w:before="0" w:after="110" w:line="300" w:lineRule="auto"/>
+      </w:pPr>
+      <w:r>
+        <w:rPr>
+          <w:rFonts w:ascii="Times New Roman" w:hAnsi="Times New Roman" w:eastAsia="Malgun Gothic"/>
+          <w:b/>
+          <w:i w:val="0"/>
+          <w:sz w:val="22"/>
+        </w:rPr>
+        <w:t xml:space="preserve">Лёша: </w:t>
+      </w:r>
+      <w:r>
+        <w:rPr>
+          <w:rFonts w:ascii="Times New Roman" w:hAnsi="Times New Roman" w:eastAsia="Malgun Gothic"/>
+          <w:b w:val="0"/>
+          <w:i w:val="0"/>
+          <w:sz w:val="22"/>
+        </w:rPr>
+        <w:t>Если никто об этом не расскажет — не появятся.</w:t>
+      </w:r>
+    </w:p>
+    <w:p>
+      <w:pPr>
+        <w:spacing w:before="0" w:after="110" w:line="300" w:lineRule="auto"/>
+      </w:pPr>
+      <w:r>
+        <w:rPr>
+          <w:rFonts w:ascii="Times New Roman" w:hAnsi="Times New Roman" w:eastAsia="Malgun Gothic"/>
+          <w:b/>
+          <w:i w:val="0"/>
+          <w:sz w:val="22"/>
+        </w:rPr>
+        <w:t xml:space="preserve">Настя: </w:t>
+      </w:r>
+      <w:r>
+        <w:rPr>
+          <w:rFonts w:ascii="Times New Roman" w:hAnsi="Times New Roman" w:eastAsia="Malgun Gothic"/>
+          <w:b w:val="0"/>
+          <w:i/>
+          <w:color w:val="555555"/>
+          <w:sz w:val="22"/>
+        </w:rPr>
+        <w:t>(тихо)</w:t>
+      </w:r>
+      <w:r>
+        <w:rPr>
+          <w:rFonts w:ascii="Times New Roman" w:hAnsi="Times New Roman" w:eastAsia="Malgun Gothic"/>
+          <w:b w:val="0"/>
+          <w:i w:val="0"/>
+          <w:sz w:val="22"/>
+        </w:rPr>
+        <w:t xml:space="preserve"> То есть вы предлагаете нам ещё и молчать о том, что вы попросили нас молчать.</w:t>
+      </w:r>
+    </w:p>
+    <w:p>
+      <w:pPr>
         <w:keepNext/>
         <w:spacing w:before="320" w:after="140"/>
       </w:pPr>
@@ -897,6 +1354,85 @@
     </w:p>
     <w:p>
       <w:pPr>
+        <w:spacing w:before="0" w:after="110" w:line="300" w:lineRule="auto"/>
+      </w:pPr>
+      <w:r>
+        <w:rPr>
+          <w:rFonts w:ascii="Times New Roman" w:hAnsi="Times New Roman" w:eastAsia="Malgun Gothic"/>
+          <w:b/>
+          <w:i w:val="0"/>
+          <w:sz w:val="22"/>
+        </w:rPr>
+        <w:t xml:space="preserve">Лёша: </w:t>
+      </w:r>
+      <w:r>
+        <w:rPr>
+          <w:rFonts w:ascii="Times New Roman" w:hAnsi="Times New Roman" w:eastAsia="Malgun Gothic"/>
+          <w:b w:val="0"/>
+          <w:i w:val="0"/>
+          <w:sz w:val="22"/>
+        </w:rPr>
+        <w:t>Я могу надавить. У меня для этого достаточно способов.</w:t>
+      </w:r>
+    </w:p>
+    <w:p>
+      <w:pPr>
+        <w:spacing w:before="0" w:after="110" w:line="300" w:lineRule="auto"/>
+      </w:pPr>
+      <w:r>
+        <w:rPr>
+          <w:rFonts w:ascii="Times New Roman" w:hAnsi="Times New Roman" w:eastAsia="Malgun Gothic"/>
+          <w:b/>
+          <w:i w:val="0"/>
+          <w:sz w:val="22"/>
+        </w:rPr>
+        <w:t xml:space="preserve">Кирилл: </w:t>
+      </w:r>
+      <w:r>
+        <w:rPr>
+          <w:rFonts w:ascii="Times New Roman" w:hAnsi="Times New Roman" w:eastAsia="Malgun Gothic"/>
+          <w:b w:val="0"/>
+          <w:i w:val="0"/>
+          <w:sz w:val="22"/>
+        </w:rPr>
+        <w:t>Можете. Но тогда в отчёте появится ещё одна строка — о том, что на службу давили. И мы будем обязаны её написать.</w:t>
+      </w:r>
+    </w:p>
+    <w:p>
+      <w:pPr>
+        <w:spacing w:before="0" w:after="110" w:line="300" w:lineRule="auto"/>
+      </w:pPr>
+      <w:r>
+        <w:rPr>
+          <w:rFonts w:ascii="Times New Roman" w:hAnsi="Times New Roman" w:eastAsia="Malgun Gothic"/>
+          <w:b/>
+          <w:i w:val="0"/>
+          <w:sz w:val="22"/>
+        </w:rPr>
+        <w:t xml:space="preserve">Лёша: </w:t>
+      </w:r>
+      <w:r>
+        <w:rPr>
+          <w:rFonts w:ascii="Times New Roman" w:hAnsi="Times New Roman" w:eastAsia="Malgun Gothic"/>
+          <w:b w:val="0"/>
+          <w:i/>
+          <w:color w:val="555555"/>
+          <w:sz w:val="22"/>
+        </w:rPr>
+        <w:t>(горько)</w:t>
+      </w:r>
+      <w:r>
+        <w:rPr>
+          <w:rFonts w:ascii="Times New Roman" w:hAnsi="Times New Roman" w:eastAsia="Malgun Gothic"/>
+          <w:b w:val="0"/>
+          <w:i w:val="0"/>
+          <w:sz w:val="22"/>
+        </w:rPr>
+        <w:t xml:space="preserve"> Знаю. Сам когда-то настаивал на этом правиле.</w:t>
+      </w:r>
+    </w:p>
+    <w:p>
+      <w:pPr>
         <w:keepNext/>
         <w:spacing w:before="320" w:after="140"/>
       </w:pPr>
@@ -1199,6 +1735,131 @@
     </w:p>
     <w:p>
       <w:pPr>
+        <w:spacing w:before="0" w:after="110" w:line="300" w:lineRule="auto"/>
+      </w:pPr>
+      <w:r>
+        <w:rPr>
+          <w:rFonts w:ascii="Times New Roman" w:hAnsi="Times New Roman" w:eastAsia="Malgun Gothic"/>
+          <w:b/>
+          <w:i w:val="0"/>
+          <w:sz w:val="22"/>
+        </w:rPr>
+        <w:t xml:space="preserve">Лёша: </w:t>
+      </w:r>
+      <w:r>
+        <w:rPr>
+          <w:rFonts w:ascii="Times New Roman" w:hAnsi="Times New Roman" w:eastAsia="Malgun Gothic"/>
+          <w:b w:val="0"/>
+          <w:i w:val="0"/>
+          <w:sz w:val="22"/>
+        </w:rPr>
+        <w:t>А если переговоры сорвутся, и окажется, что из-за отчёта?</w:t>
+      </w:r>
+    </w:p>
+    <w:p>
+      <w:pPr>
+        <w:spacing w:before="0" w:after="110" w:line="300" w:lineRule="auto"/>
+      </w:pPr>
+      <w:r>
+        <w:rPr>
+          <w:rFonts w:ascii="Times New Roman" w:hAnsi="Times New Roman" w:eastAsia="Malgun Gothic"/>
+          <w:b/>
+          <w:i w:val="0"/>
+          <w:sz w:val="22"/>
+        </w:rPr>
+        <w:t xml:space="preserve">Кирилл: </w:t>
+      </w:r>
+      <w:r>
+        <w:rPr>
+          <w:rFonts w:ascii="Times New Roman" w:hAnsi="Times New Roman" w:eastAsia="Malgun Gothic"/>
+          <w:b w:val="0"/>
+          <w:i w:val="0"/>
+          <w:sz w:val="22"/>
+        </w:rPr>
+        <w:t>Тогда будем с этим жить. Все вместе. Но переговоры, которые можно сорвать правдой о воровстве, — плохие переговоры.</w:t>
+      </w:r>
+    </w:p>
+    <w:p>
+      <w:pPr>
+        <w:spacing w:before="0" w:after="110" w:line="300" w:lineRule="auto"/>
+      </w:pPr>
+      <w:r>
+        <w:rPr>
+          <w:rFonts w:ascii="Times New Roman" w:hAnsi="Times New Roman" w:eastAsia="Malgun Gothic"/>
+          <w:b/>
+          <w:i w:val="0"/>
+          <w:sz w:val="22"/>
+        </w:rPr>
+        <w:t xml:space="preserve">Настя: </w:t>
+      </w:r>
+      <w:r>
+        <w:rPr>
+          <w:rFonts w:ascii="Times New Roman" w:hAnsi="Times New Roman" w:eastAsia="Malgun Gothic"/>
+          <w:b w:val="0"/>
+          <w:i w:val="0"/>
+          <w:sz w:val="22"/>
+        </w:rPr>
+        <w:t>И ещё одно, Алексей Николаевич. Если мы отложим сейчас, в следующий раз к нам придёт уже не президент, а министр. Или губернатор. И скажет: «Президенту же отложили».</w:t>
+      </w:r>
+    </w:p>
+    <w:p>
+      <w:pPr>
+        <w:spacing w:before="0" w:after="110" w:line="300" w:lineRule="auto"/>
+      </w:pPr>
+      <w:r>
+        <w:rPr>
+          <w:rFonts w:ascii="Times New Roman" w:hAnsi="Times New Roman" w:eastAsia="Malgun Gothic"/>
+          <w:b/>
+          <w:i w:val="0"/>
+          <w:sz w:val="22"/>
+        </w:rPr>
+        <w:t xml:space="preserve">Лёша: </w:t>
+      </w:r>
+      <w:r>
+        <w:rPr>
+          <w:rFonts w:ascii="Times New Roman" w:hAnsi="Times New Roman" w:eastAsia="Malgun Gothic"/>
+          <w:b w:val="0"/>
+          <w:i/>
+          <w:color w:val="555555"/>
+          <w:sz w:val="22"/>
+        </w:rPr>
+        <w:t>(долгая пауза)</w:t>
+      </w:r>
+      <w:r>
+        <w:rPr>
+          <w:rFonts w:ascii="Times New Roman" w:hAnsi="Times New Roman" w:eastAsia="Malgun Gothic"/>
+          <w:b w:val="0"/>
+          <w:i w:val="0"/>
+          <w:sz w:val="22"/>
+        </w:rPr>
+        <w:t xml:space="preserve"> Прецедент.</w:t>
+      </w:r>
+    </w:p>
+    <w:p>
+      <w:pPr>
+        <w:spacing w:before="0" w:after="110" w:line="300" w:lineRule="auto"/>
+      </w:pPr>
+      <w:r>
+        <w:rPr>
+          <w:rFonts w:ascii="Times New Roman" w:hAnsi="Times New Roman" w:eastAsia="Malgun Gothic"/>
+          <w:b/>
+          <w:i w:val="0"/>
+          <w:sz w:val="22"/>
+        </w:rPr>
+        <w:t xml:space="preserve">Настя: </w:t>
+      </w:r>
+      <w:r>
+        <w:rPr>
+          <w:rFonts w:ascii="Times New Roman" w:hAnsi="Times New Roman" w:eastAsia="Malgun Gothic"/>
+          <w:b w:val="0"/>
+          <w:i w:val="0"/>
+          <w:sz w:val="22"/>
+        </w:rPr>
+        <w:t>Прецедент. Самое дорогое слово в нашей профессии.</w:t>
+      </w:r>
+    </w:p>
+    <w:p>
+      <w:pPr>
         <w:keepNext/>
         <w:spacing w:before="320" w:after="140"/>
       </w:pPr>
@@ -1373,6 +2034,131 @@
     </w:p>
     <w:p>
       <w:pPr>
+        <w:spacing w:before="0" w:after="110" w:line="300" w:lineRule="auto"/>
+      </w:pPr>
+      <w:r>
+        <w:rPr>
+          <w:rFonts w:ascii="Times New Roman" w:hAnsi="Times New Roman" w:eastAsia="Malgun Gothic"/>
+          <w:b/>
+          <w:i w:val="0"/>
+          <w:sz w:val="22"/>
+        </w:rPr>
+        <w:t xml:space="preserve">Вениамин: </w:t>
+      </w:r>
+      <w:r>
+        <w:rPr>
+          <w:rFonts w:ascii="Times New Roman" w:hAnsi="Times New Roman" w:eastAsia="Malgun Gothic"/>
+          <w:b w:val="0"/>
+          <w:i w:val="0"/>
+          <w:sz w:val="22"/>
+        </w:rPr>
+        <w:t>Она ещё говорила, что отложенный отчёт — это уже другой отчёт. Даже если в нём не изменилось ни одной цифры.</w:t>
+      </w:r>
+    </w:p>
+    <w:p>
+      <w:pPr>
+        <w:spacing w:before="0" w:after="110" w:line="300" w:lineRule="auto"/>
+      </w:pPr>
+      <w:r>
+        <w:rPr>
+          <w:rFonts w:ascii="Times New Roman" w:hAnsi="Times New Roman" w:eastAsia="Malgun Gothic"/>
+          <w:b/>
+          <w:i w:val="0"/>
+          <w:sz w:val="22"/>
+        </w:rPr>
+        <w:t xml:space="preserve">Лёша: </w:t>
+      </w:r>
+      <w:r>
+        <w:rPr>
+          <w:rFonts w:ascii="Times New Roman" w:hAnsi="Times New Roman" w:eastAsia="Malgun Gothic"/>
+          <w:b w:val="0"/>
+          <w:i w:val="0"/>
+          <w:sz w:val="22"/>
+        </w:rPr>
+        <w:t>Почему?</w:t>
+      </w:r>
+    </w:p>
+    <w:p>
+      <w:pPr>
+        <w:spacing w:before="0" w:after="110" w:line="300" w:lineRule="auto"/>
+      </w:pPr>
+      <w:r>
+        <w:rPr>
+          <w:rFonts w:ascii="Times New Roman" w:hAnsi="Times New Roman" w:eastAsia="Malgun Gothic"/>
+          <w:b/>
+          <w:i w:val="0"/>
+          <w:sz w:val="22"/>
+        </w:rPr>
+        <w:t xml:space="preserve">Вениамин: </w:t>
+      </w:r>
+      <w:r>
+        <w:rPr>
+          <w:rFonts w:ascii="Times New Roman" w:hAnsi="Times New Roman" w:eastAsia="Malgun Gothic"/>
+          <w:b w:val="0"/>
+          <w:i w:val="0"/>
+          <w:sz w:val="22"/>
+        </w:rPr>
+        <w:t>Потому что к нему прибавляется ещё один факт: кто и зачем его отложил. И этот факт потом тоже кому-то придётся публиковать.</w:t>
+      </w:r>
+    </w:p>
+    <w:p>
+      <w:pPr>
+        <w:spacing w:before="0" w:after="110" w:line="300" w:lineRule="auto"/>
+      </w:pPr>
+      <w:r>
+        <w:rPr>
+          <w:rFonts w:ascii="Times New Roman" w:hAnsi="Times New Roman" w:eastAsia="Malgun Gothic"/>
+          <w:b/>
+          <w:i w:val="0"/>
+          <w:sz w:val="22"/>
+        </w:rPr>
+        <w:t xml:space="preserve">Кирилл: </w:t>
+      </w:r>
+      <w:r>
+        <w:rPr>
+          <w:rFonts w:ascii="Times New Roman" w:hAnsi="Times New Roman" w:eastAsia="Malgun Gothic"/>
+          <w:b w:val="0"/>
+          <w:i/>
+          <w:color w:val="555555"/>
+          <w:sz w:val="22"/>
+        </w:rPr>
+        <w:t>(тихо)</w:t>
+      </w:r>
+      <w:r>
+        <w:rPr>
+          <w:rFonts w:ascii="Times New Roman" w:hAnsi="Times New Roman" w:eastAsia="Malgun Gothic"/>
+          <w:b w:val="0"/>
+          <w:i w:val="0"/>
+          <w:sz w:val="22"/>
+        </w:rPr>
+        <w:t xml:space="preserve"> Мы не торопим вас с ответом, Алексей Николаевич. Но ждать бесконечно не сможем.</w:t>
+      </w:r>
+    </w:p>
+    <w:p>
+      <w:pPr>
+        <w:spacing w:before="0" w:after="110" w:line="300" w:lineRule="auto"/>
+      </w:pPr>
+      <w:r>
+        <w:rPr>
+          <w:rFonts w:ascii="Times New Roman" w:hAnsi="Times New Roman" w:eastAsia="Malgun Gothic"/>
+          <w:b/>
+          <w:i w:val="0"/>
+          <w:sz w:val="22"/>
+        </w:rPr>
+        <w:t xml:space="preserve">Лёша: </w:t>
+      </w:r>
+      <w:r>
+        <w:rPr>
+          <w:rFonts w:ascii="Times New Roman" w:hAnsi="Times New Roman" w:eastAsia="Malgun Gothic"/>
+          <w:b w:val="0"/>
+          <w:i w:val="0"/>
+          <w:sz w:val="22"/>
+        </w:rPr>
+        <w:t>Понимаю. Дайте мне час.</w:t>
+      </w:r>
+    </w:p>
+    <w:p>
+      <w:pPr>
         <w:keepNext/>
         <w:spacing w:before="320" w:after="140"/>
       </w:pPr>
@@ -1497,7 +2283,7 @@
           <w:color w:val="555555"/>
           <w:sz w:val="22"/>
         </w:rPr>
-        <w:t>(набирает номер)</w:t>
+        <w:t>(себе)</w:t>
       </w:r>
       <w:r>
         <w:rPr>
@@ -1506,7 +2292,7 @@
           <w:i w:val="0"/>
           <w:sz w:val="22"/>
         </w:rPr>
-        <w:t xml:space="preserve"> Кирилл Андреевич. Забудьте мою просьбу. Публикуйте по графику, как планировали изначально.</w:t>
+        <w:t xml:space="preserve"> Три недели. Всего три недели. Так говорил каждый, кого мы ловили, — «всего лишь сдвинуть сроки».</w:t>
       </w:r>
     </w:p>
     <w:p>
@@ -1520,7 +2306,7 @@
           <w:i w:val="0"/>
           <w:sz w:val="22"/>
         </w:rPr>
-        <w:t xml:space="preserve">Кирилл: </w:t>
+        <w:t xml:space="preserve">Лёша: </w:t>
       </w:r>
       <w:r>
         <w:rPr>
@@ -1530,7 +2316,7 @@
           <w:color w:val="555555"/>
           <w:sz w:val="22"/>
         </w:rPr>
-        <w:t>(на другом конце)</w:t>
+        <w:t>(смотрит на телефон, не берёт его)</w:t>
       </w:r>
       <w:r>
         <w:rPr>
@@ -1539,7 +2325,7 @@
           <w:i w:val="0"/>
           <w:sz w:val="22"/>
         </w:rPr>
-        <w:t xml:space="preserve"> Уверены, Алексей Николаевич?</w:t>
+        <w:t xml:space="preserve"> Если позвоню сейчас — признаю, что ошибся. Если не позвоню — буду знать это один. И это хуже.</w:t>
       </w:r>
     </w:p>
     <w:p>
@@ -1559,10 +2345,122 @@
         <w:rPr>
           <w:rFonts w:ascii="Times New Roman" w:hAnsi="Times New Roman" w:eastAsia="Malgun Gothic"/>
           <w:b w:val="0"/>
+          <w:i/>
+          <w:color w:val="555555"/>
+          <w:sz w:val="22"/>
+        </w:rPr>
+        <w:t>(набирает номер)</w:t>
+      </w:r>
+      <w:r>
+        <w:rPr>
+          <w:rFonts w:ascii="Times New Roman" w:hAnsi="Times New Roman" w:eastAsia="Malgun Gothic"/>
+          <w:b w:val="0"/>
           <w:i w:val="0"/>
           <w:sz w:val="22"/>
         </w:rPr>
+        <w:t xml:space="preserve"> Кирилл Андреевич. Забудьте мою просьбу. Публикуйте по графику, как планировали изначально.</w:t>
+      </w:r>
+    </w:p>
+    <w:p>
+      <w:pPr>
+        <w:spacing w:before="0" w:after="110" w:line="300" w:lineRule="auto"/>
+      </w:pPr>
+      <w:r>
+        <w:rPr>
+          <w:rFonts w:ascii="Times New Roman" w:hAnsi="Times New Roman" w:eastAsia="Malgun Gothic"/>
+          <w:b/>
+          <w:i w:val="0"/>
+          <w:sz w:val="22"/>
+        </w:rPr>
+        <w:t xml:space="preserve">Кирилл: </w:t>
+      </w:r>
+      <w:r>
+        <w:rPr>
+          <w:rFonts w:ascii="Times New Roman" w:hAnsi="Times New Roman" w:eastAsia="Malgun Gothic"/>
+          <w:b w:val="0"/>
+          <w:i/>
+          <w:color w:val="555555"/>
+          <w:sz w:val="22"/>
+        </w:rPr>
+        <w:t>(на другом конце)</w:t>
+      </w:r>
+      <w:r>
+        <w:rPr>
+          <w:rFonts w:ascii="Times New Roman" w:hAnsi="Times New Roman" w:eastAsia="Malgun Gothic"/>
+          <w:b w:val="0"/>
+          <w:i w:val="0"/>
+          <w:sz w:val="22"/>
+        </w:rPr>
+        <w:t xml:space="preserve"> Уверены, Алексей Николаевич?</w:t>
+      </w:r>
+    </w:p>
+    <w:p>
+      <w:pPr>
+        <w:spacing w:before="0" w:after="110" w:line="300" w:lineRule="auto"/>
+      </w:pPr>
+      <w:r>
+        <w:rPr>
+          <w:rFonts w:ascii="Times New Roman" w:hAnsi="Times New Roman" w:eastAsia="Malgun Gothic"/>
+          <w:b/>
+          <w:i w:val="0"/>
+          <w:sz w:val="22"/>
+        </w:rPr>
+        <w:t xml:space="preserve">Лёша: </w:t>
+      </w:r>
+      <w:r>
+        <w:rPr>
+          <w:rFonts w:ascii="Times New Roman" w:hAnsi="Times New Roman" w:eastAsia="Malgun Gothic"/>
+          <w:b w:val="0"/>
+          <w:i w:val="0"/>
+          <w:sz w:val="22"/>
+        </w:rPr>
         <w:t>Уверен. Простите, что вообще попросил.</w:t>
+      </w:r>
+    </w:p>
+    <w:p>
+      <w:pPr>
+        <w:spacing w:before="0" w:after="110" w:line="300" w:lineRule="auto"/>
+      </w:pPr>
+      <w:r>
+        <w:rPr>
+          <w:rFonts w:ascii="Times New Roman" w:hAnsi="Times New Roman" w:eastAsia="Malgun Gothic"/>
+          <w:b/>
+          <w:i w:val="0"/>
+          <w:sz w:val="22"/>
+        </w:rPr>
+        <w:t xml:space="preserve">Кирилл: </w:t>
+      </w:r>
+      <w:r>
+        <w:rPr>
+          <w:rFonts w:ascii="Times New Roman" w:hAnsi="Times New Roman" w:eastAsia="Malgun Gothic"/>
+          <w:b w:val="0"/>
+          <w:i w:val="0"/>
+          <w:sz w:val="22"/>
+        </w:rPr>
+        <w:t>Прощать не за что. Вы спросили — мы ответили. Так и должно работать.</w:t>
+      </w:r>
+    </w:p>
+    <w:p>
+      <w:pPr>
+        <w:spacing w:before="0" w:after="110" w:line="300" w:lineRule="auto"/>
+      </w:pPr>
+      <w:r>
+        <w:rPr>
+          <w:rFonts w:ascii="Times New Roman" w:hAnsi="Times New Roman" w:eastAsia="Malgun Gothic"/>
+          <w:b/>
+          <w:i w:val="0"/>
+          <w:sz w:val="22"/>
+        </w:rPr>
+        <w:t xml:space="preserve">Лёша: </w:t>
+      </w:r>
+      <w:r>
+        <w:rPr>
+          <w:rFonts w:ascii="Times New Roman" w:hAnsi="Times New Roman" w:eastAsia="Malgun Gothic"/>
+          <w:b w:val="0"/>
+          <w:i w:val="0"/>
+          <w:sz w:val="22"/>
+        </w:rPr>
+        <w:t>Должно. Только я, кажется, забыл, что спрашивать нужно не о сроках, а о себе.</w:t>
       </w:r>
     </w:p>
     <w:p>
@@ -1823,6 +2721,154 @@
     </w:p>
     <w:p>
       <w:pPr>
+        <w:spacing w:before="0" w:after="110" w:line="300" w:lineRule="auto"/>
+      </w:pPr>
+      <w:r>
+        <w:rPr>
+          <w:rFonts w:ascii="Times New Roman" w:hAnsi="Times New Roman" w:eastAsia="Malgun Gothic"/>
+          <w:b/>
+          <w:i w:val="0"/>
+          <w:sz w:val="22"/>
+        </w:rPr>
+        <w:t xml:space="preserve">Лёша: </w:t>
+      </w:r>
+      <w:r>
+        <w:rPr>
+          <w:rFonts w:ascii="Times New Roman" w:hAnsi="Times New Roman" w:eastAsia="Malgun Gothic"/>
+          <w:b w:val="0"/>
+          <w:i w:val="0"/>
+          <w:sz w:val="22"/>
+        </w:rPr>
+        <w:t>Запомню. Кирилл, Настя, Вениамин Олегович — и Катя, ещё до них.</w:t>
+      </w:r>
+    </w:p>
+    <w:p>
+      <w:pPr>
+        <w:spacing w:before="0" w:after="110" w:line="300" w:lineRule="auto"/>
+      </w:pPr>
+      <w:r>
+        <w:rPr>
+          <w:rFonts w:ascii="Times New Roman" w:hAnsi="Times New Roman" w:eastAsia="Malgun Gothic"/>
+          <w:b/>
+          <w:i w:val="0"/>
+          <w:sz w:val="22"/>
+        </w:rPr>
+        <w:t xml:space="preserve">Ирина: </w:t>
+      </w:r>
+      <w:r>
+        <w:rPr>
+          <w:rFonts w:ascii="Times New Roman" w:hAnsi="Times New Roman" w:eastAsia="Malgun Gothic"/>
+          <w:b w:val="0"/>
+          <w:i w:val="0"/>
+          <w:sz w:val="22"/>
+        </w:rPr>
+        <w:t>Катя?</w:t>
+      </w:r>
+    </w:p>
+    <w:p>
+      <w:pPr>
+        <w:spacing w:before="0" w:after="110" w:line="300" w:lineRule="auto"/>
+      </w:pPr>
+      <w:r>
+        <w:rPr>
+          <w:rFonts w:ascii="Times New Roman" w:hAnsi="Times New Roman" w:eastAsia="Malgun Gothic"/>
+          <w:b/>
+          <w:i w:val="0"/>
+          <w:sz w:val="22"/>
+        </w:rPr>
+        <w:t xml:space="preserve">Лёша: </w:t>
+      </w:r>
+      <w:r>
+        <w:rPr>
+          <w:rFonts w:ascii="Times New Roman" w:hAnsi="Times New Roman" w:eastAsia="Malgun Gothic"/>
+          <w:b w:val="0"/>
+          <w:i w:val="0"/>
+          <w:sz w:val="22"/>
+        </w:rPr>
+        <w:t>Она первой сказала, как это звучит со стороны. Я не послушал.</w:t>
+      </w:r>
+    </w:p>
+    <w:p>
+      <w:pPr>
+        <w:spacing w:before="0" w:after="110" w:line="300" w:lineRule="auto"/>
+      </w:pPr>
+      <w:r>
+        <w:rPr>
+          <w:rFonts w:ascii="Times New Roman" w:hAnsi="Times New Roman" w:eastAsia="Malgun Gothic"/>
+          <w:b/>
+          <w:i w:val="0"/>
+          <w:sz w:val="22"/>
+        </w:rPr>
+        <w:t xml:space="preserve">Ирина: </w:t>
+      </w:r>
+      <w:r>
+        <w:rPr>
+          <w:rFonts w:ascii="Times New Roman" w:hAnsi="Times New Roman" w:eastAsia="Malgun Gothic"/>
+          <w:b w:val="0"/>
+          <w:i w:val="0"/>
+          <w:sz w:val="22"/>
+        </w:rPr>
+        <w:t>Тогда в следующий раз слушайте первого, а не третьего. Экономит время.</w:t>
+      </w:r>
+    </w:p>
+    <w:p>
+      <w:pPr>
+        <w:spacing w:before="0" w:after="110" w:line="300" w:lineRule="auto"/>
+      </w:pPr>
+      <w:r>
+        <w:rPr>
+          <w:rFonts w:ascii="Times New Roman" w:hAnsi="Times New Roman" w:eastAsia="Malgun Gothic"/>
+          <w:b/>
+          <w:i w:val="0"/>
+          <w:sz w:val="22"/>
+        </w:rPr>
+        <w:t xml:space="preserve">Лёша: </w:t>
+      </w:r>
+      <w:r>
+        <w:rPr>
+          <w:rFonts w:ascii="Times New Roman" w:hAnsi="Times New Roman" w:eastAsia="Malgun Gothic"/>
+          <w:b w:val="0"/>
+          <w:i/>
+          <w:color w:val="555555"/>
+          <w:sz w:val="22"/>
+        </w:rPr>
+        <w:t>(усмехается)</w:t>
+      </w:r>
+      <w:r>
+        <w:rPr>
+          <w:rFonts w:ascii="Times New Roman" w:hAnsi="Times New Roman" w:eastAsia="Malgun Gothic"/>
+          <w:b w:val="0"/>
+          <w:i w:val="0"/>
+          <w:sz w:val="22"/>
+        </w:rPr>
+        <w:t xml:space="preserve"> Вы говорите, как Настя.</w:t>
+      </w:r>
+    </w:p>
+    <w:p>
+      <w:pPr>
+        <w:spacing w:before="0" w:after="110" w:line="300" w:lineRule="auto"/>
+      </w:pPr>
+      <w:r>
+        <w:rPr>
+          <w:rFonts w:ascii="Times New Roman" w:hAnsi="Times New Roman" w:eastAsia="Malgun Gothic"/>
+          <w:b/>
+          <w:i w:val="0"/>
+          <w:sz w:val="22"/>
+        </w:rPr>
+        <w:t xml:space="preserve">Ирина: </w:t>
+      </w:r>
+      <w:r>
+        <w:rPr>
+          <w:rFonts w:ascii="Times New Roman" w:hAnsi="Times New Roman" w:eastAsia="Malgun Gothic"/>
+          <w:b w:val="0"/>
+          <w:i w:val="0"/>
+          <w:sz w:val="22"/>
+        </w:rPr>
+        <w:t>Это Настя говорит, как я. Мы просто давно работаем вместе.</w:t>
+      </w:r>
+    </w:p>
+    <w:p>
+      <w:pPr>
         <w:keepNext/>
         <w:spacing w:before="320" w:after="140"/>
       </w:pPr>
@@ -2085,6 +3131,108 @@
           <w:sz w:val="22"/>
         </w:rPr>
         <w:t>Это единственный ход, Алексей Николаевич. Я могу спорить с вами о полномочиях сколько угодно, но воровство под моей подписью — это не спор. Это позор.</w:t>
+      </w:r>
+    </w:p>
+    <w:p>
+      <w:pPr>
+        <w:spacing w:before="0" w:after="110" w:line="300" w:lineRule="auto"/>
+      </w:pPr>
+      <w:r>
+        <w:rPr>
+          <w:rFonts w:ascii="Times New Roman" w:hAnsi="Times New Roman" w:eastAsia="Malgun Gothic"/>
+          <w:b/>
+          <w:i w:val="0"/>
+          <w:sz w:val="22"/>
+        </w:rPr>
+        <w:t xml:space="preserve">Лёша: </w:t>
+      </w:r>
+      <w:r>
+        <w:rPr>
+          <w:rFonts w:ascii="Times New Roman" w:hAnsi="Times New Roman" w:eastAsia="Malgun Gothic"/>
+          <w:b w:val="0"/>
+          <w:i w:val="0"/>
+          <w:sz w:val="22"/>
+        </w:rPr>
+        <w:t>Спасибо, Борис Игоревич. Признаться, я ждал другого разговора.</w:t>
+      </w:r>
+    </w:p>
+    <w:p>
+      <w:pPr>
+        <w:spacing w:before="0" w:after="110" w:line="300" w:lineRule="auto"/>
+      </w:pPr>
+      <w:r>
+        <w:rPr>
+          <w:rFonts w:ascii="Times New Roman" w:hAnsi="Times New Roman" w:eastAsia="Malgun Gothic"/>
+          <w:b/>
+          <w:i w:val="0"/>
+          <w:sz w:val="22"/>
+        </w:rPr>
+        <w:t xml:space="preserve">Радищев: </w:t>
+      </w:r>
+      <w:r>
+        <w:rPr>
+          <w:rFonts w:ascii="Times New Roman" w:hAnsi="Times New Roman" w:eastAsia="Malgun Gothic"/>
+          <w:b w:val="0"/>
+          <w:i w:val="0"/>
+          <w:sz w:val="22"/>
+        </w:rPr>
+        <w:t>Ждали, что я попрошу вас придержать отчёт?</w:t>
+      </w:r>
+    </w:p>
+    <w:p>
+      <w:pPr>
+        <w:spacing w:before="0" w:after="110" w:line="300" w:lineRule="auto"/>
+      </w:pPr>
+      <w:r>
+        <w:rPr>
+          <w:rFonts w:ascii="Times New Roman" w:hAnsi="Times New Roman" w:eastAsia="Malgun Gothic"/>
+          <w:b/>
+          <w:i w:val="0"/>
+          <w:sz w:val="22"/>
+        </w:rPr>
+        <w:t xml:space="preserve">Лёша: </w:t>
+      </w:r>
+      <w:r>
+        <w:rPr>
+          <w:rFonts w:ascii="Times New Roman" w:hAnsi="Times New Roman" w:eastAsia="Malgun Gothic"/>
+          <w:b w:val="0"/>
+          <w:i/>
+          <w:color w:val="555555"/>
+          <w:sz w:val="22"/>
+        </w:rPr>
+        <w:t>(пауза)</w:t>
+      </w:r>
+      <w:r>
+        <w:rPr>
+          <w:rFonts w:ascii="Times New Roman" w:hAnsi="Times New Roman" w:eastAsia="Malgun Gothic"/>
+          <w:b w:val="0"/>
+          <w:i w:val="0"/>
+          <w:sz w:val="22"/>
+        </w:rPr>
+        <w:t xml:space="preserve"> Ждал.</w:t>
+      </w:r>
+    </w:p>
+    <w:p>
+      <w:pPr>
+        <w:spacing w:before="0" w:after="110" w:line="300" w:lineRule="auto"/>
+      </w:pPr>
+      <w:r>
+        <w:rPr>
+          <w:rFonts w:ascii="Times New Roman" w:hAnsi="Times New Roman" w:eastAsia="Malgun Gothic"/>
+          <w:b/>
+          <w:i w:val="0"/>
+          <w:sz w:val="22"/>
+        </w:rPr>
+        <w:t xml:space="preserve">Радищев: </w:t>
+      </w:r>
+      <w:r>
+        <w:rPr>
+          <w:rFonts w:ascii="Times New Roman" w:hAnsi="Times New Roman" w:eastAsia="Malgun Gothic"/>
+          <w:b w:val="0"/>
+          <w:i w:val="0"/>
+          <w:sz w:val="22"/>
+        </w:rPr>
+        <w:t>Значит, мы с вами оба сегодня кое-что о себе узнали, Алексей Николаевич.</w:t>
       </w:r>
     </w:p>
     <w:p>

--- a/러시아 인권변호사/7부/7부_6화_컨설턴트_팀에게_부탁.docx
+++ b/러시아 인권변호사/7부/7부_6화_컨설턴트_팀에게_부탁.docx
@@ -193,7 +193,7 @@
           <w:i w:val="0"/>
           <w:sz w:val="22"/>
         </w:rPr>
-        <w:t>Как обычно. Готовим отчёт для передачи президенту и последующей публикации через две недели, по стандартной процедуре.</w:t>
+        <w:t>Как обычно. Готовим отчёт для передачи президенту и последующей публикации через пять дней, по стандартной процедуре.</w:t>
       </w:r>
     </w:p>
     <w:p>
@@ -1004,7 +1004,7 @@
           <w:i w:val="0"/>
           <w:sz w:val="22"/>
         </w:rPr>
-        <w:t>Знать и читать об этом в заголовках за неделю до финального раунда — разные вещи.</w:t>
+        <w:t>Знать и читать об этом в заголовках за пять дней до финального раунда — разные вещи.</w:t>
       </w:r>
     </w:p>
     <w:p>
@@ -2762,7 +2762,7 @@
           <w:i w:val="0"/>
           <w:sz w:val="22"/>
         </w:rPr>
-        <w:t>Катя?</w:t>
+        <w:t>Екатерина Ивановна?</w:t>
       </w:r>
     </w:p>
     <w:p>
@@ -3005,7 +3005,7 @@
           <w:i w:val="0"/>
           <w:sz w:val="22"/>
         </w:rPr>
-        <w:t>Отчёт выйдет через две недели, по графику. Я просил отложить. Мне отказали, и они правы.</w:t>
+        <w:t>Отчёт выйдет через пять дней, по графику. Я просил отложить. Мне отказали, и они правы.</w:t>
       </w:r>
     </w:p>
     <w:p>
@@ -3271,7 +3271,7 @@
           <w:i w:val="0"/>
           <w:sz w:val="22"/>
         </w:rPr>
-        <w:t xml:space="preserve"> — 장면 7에서 부탁을 한 뒤 홀로 남은 료샤가 떠올린다. 시인이 기억되길 바란 이유는 권력의 총애가 아니라 "잔혹한 시대에 자유를 찬미한 것"이었다는 대목을 되새기며, 편한 시점을 위해 진실을 미루는 자신은 그런 "기념비"를 남길 수 없음을 깨닫고 곧바로 부탁을 철회한다.</w:t>
+        <w:t xml:space="preserve"> — 한국어 해설: 장면 7에서 부탁을 한 뒤 홀로 남은 료샤가 떠올린다. 시인이 기억되길 바란 이유는 권력의 총애가 아니라 "잔혹한 시대에 자유를 찬미한 것"이었다는 대목을 되새기며, 편한 시점을 위해 진실을 미루는 자신은 그런 "기념비"를 남길 수 없음을 깨닫고 곧바로 부탁을 철회한다.</w:t>
       </w:r>
     </w:p>
     <w:p>
